--- a/exports/docx/compliance-mapping-matrix.docx
+++ b/exports/docx/compliance-mapping-matrix.docx
@@ -3486,7 +3486,7 @@
         <w:color w:val="808080"/>
         <w:sz w:val="14"/>
       </w:rPr>
-      <w:t>CUI | UIAO Program | Generated 2026-04-11</w:t>
+      <w:t>CUI | UIAO Program | Generated 2026-04-13</w:t>
     </w:r>
   </w:p>
 </w:ftr>

--- a/exports/docx/compliance-mapping-matrix.docx
+++ b/exports/docx/compliance-mapping-matrix.docx
@@ -158,7 +158,7 @@
               <w:rPr>
                 <w:sz w:val="18"/>
               </w:rPr>
-              <w:t>GCC Moderate applies to M365 SaaS services only. No CUI/FOUO markings are applied to pipeline output.</w:t>
+              <w:t>GCC Moderate applies to M365 SaaS services only. No Public markings are applied to pipeline output.</w:t>
             </w:r>
           </w:p>
         </w:tc>
